--- a/demo_output/poa/filled_meghatalmazas.docx
+++ b/demo_output/poa/filled_meghatalmazas.docx
@@ -57,9 +57,49 @@
           <w:szCs w:val="26"/>
         </w:rPr>
       </w:pPr>
-      <w:r>
-        <w:t>Alulírott  Kovács János  (születési hely, idő:  Budapest, 1985. 05. 12. , anyja neve:  Szabó Ilona , személyazonosító igazolványának száma:  AA1234567 , lakcím:  1111 Budapest, Példa utca 1. )</w:t>
-      </w:r>
+      <w:proofErr w:type="gramStart"/>
+      <w:r>
+        <w:rPr>
+          <w:color w:val="auto"/>
+          <w:sz w:val="26"/>
+          <w:szCs w:val="26"/>
+        </w:rPr>
+        <w:t>Alulírott ……………………………..….................... (születési hely, idő: …………………………………………………………………, anyja neve: …………………………………………, személyazonosít</w:t>
+      </w:r>
+      <w:r>
+        <w:rPr>
+          <w:color w:val="auto"/>
+          <w:sz w:val="26"/>
+          <w:szCs w:val="26"/>
+          <w:lang w:val="es-ES_tradnl"/>
+        </w:rPr>
+        <w:t xml:space="preserve">ó </w:t>
+      </w:r>
+      <w:r>
+        <w:rPr>
+          <w:color w:val="auto"/>
+          <w:sz w:val="26"/>
+          <w:szCs w:val="26"/>
+        </w:rPr>
+        <w:t>igazolványának száma: ……………………………………………...</w:t>
+      </w:r>
+      <w:r>
+        <w:rPr>
+          <w:color w:val="auto"/>
+          <w:sz w:val="26"/>
+          <w:szCs w:val="26"/>
+        </w:rPr>
+        <w:t>,</w:t>
+      </w:r>
+      <w:r>
+        <w:rPr>
+          <w:color w:val="auto"/>
+          <w:sz w:val="26"/>
+          <w:szCs w:val="26"/>
+        </w:rPr>
+        <w:t xml:space="preserve"> lakcím: …………………………………………………………………….)</w:t>
+      </w:r>
+      <w:proofErr w:type="gramEnd"/>
     </w:p>
     <w:p>
       <w:pPr>
@@ -96,8 +136,117 @@
           <w:szCs w:val="26"/>
         </w:rPr>
       </w:pPr>
-      <w:r>
-        <w:t xml:space="preserve"> Nagy Erzsébet t (születési hely, idő:  Debrecen, 1990-09-20 , anyja neve:  Tóth Katalin , személyazonosító igazolványának száma:  987654CD , lakcím:  4024 Debrecen, Fő tér 5.  ), hogy a  Budapesti Kormányhivatal  (eljáró hatóság megnevezése) előtt  Adóügyintézés  (ügy típusának megjelölése) ügyben helyettem és nevemben teljes jogkörben eljárjon. </w:t>
+      <w:proofErr w:type="gramStart"/>
+      <w:r>
+        <w:rPr>
+          <w:color w:val="auto"/>
+          <w:sz w:val="26"/>
+          <w:szCs w:val="26"/>
+        </w:rPr>
+        <w:t>……………………………………....................</w:t>
+      </w:r>
+      <w:proofErr w:type="spellStart"/>
+      <w:r>
+        <w:rPr>
+          <w:color w:val="auto"/>
+          <w:sz w:val="26"/>
+          <w:szCs w:val="26"/>
+        </w:rPr>
+        <w:t>-t</w:t>
+      </w:r>
+      <w:proofErr w:type="spellEnd"/>
+      <w:r>
+        <w:rPr>
+          <w:color w:val="auto"/>
+          <w:sz w:val="26"/>
+          <w:szCs w:val="26"/>
+        </w:rPr>
+        <w:t xml:space="preserve"> (születési hely, idő: …………………………………………………………………, anyja neve: …………………………………………, személyazonosít</w:t>
+      </w:r>
+      <w:r>
+        <w:rPr>
+          <w:color w:val="auto"/>
+          <w:sz w:val="26"/>
+          <w:szCs w:val="26"/>
+          <w:lang w:val="es-ES_tradnl"/>
+        </w:rPr>
+        <w:t xml:space="preserve">ó </w:t>
+      </w:r>
+      <w:r>
+        <w:rPr>
+          <w:color w:val="auto"/>
+          <w:sz w:val="26"/>
+          <w:szCs w:val="26"/>
+        </w:rPr>
+        <w:t>igazolványának száma: ……………………………………………...</w:t>
+      </w:r>
+      <w:r>
+        <w:rPr>
+          <w:color w:val="auto"/>
+          <w:sz w:val="26"/>
+          <w:szCs w:val="26"/>
+        </w:rPr>
+        <w:t>,</w:t>
+      </w:r>
+      <w:r>
+        <w:rPr>
+          <w:color w:val="auto"/>
+          <w:sz w:val="26"/>
+          <w:szCs w:val="26"/>
+        </w:rPr>
+        <w:t xml:space="preserve"> lakcím: ………………………………………………….. ), hogy a …………………………………….……………. (eljár</w:t>
+      </w:r>
+      <w:r>
+        <w:rPr>
+          <w:color w:val="auto"/>
+          <w:sz w:val="26"/>
+          <w:szCs w:val="26"/>
+          <w:lang w:val="es-ES_tradnl"/>
+        </w:rPr>
+        <w:t xml:space="preserve">ó </w:t>
+      </w:r>
+      <w:r>
+        <w:rPr>
+          <w:color w:val="auto"/>
+          <w:sz w:val="26"/>
+          <w:szCs w:val="26"/>
+          <w:lang w:val="en-US"/>
+        </w:rPr>
+        <w:t>hat</w:t>
+      </w:r>
+      <w:r>
+        <w:rPr>
+          <w:color w:val="auto"/>
+          <w:sz w:val="26"/>
+          <w:szCs w:val="26"/>
+        </w:rPr>
+        <w:t>óság megnevezése) elő</w:t>
+      </w:r>
+      <w:r>
+        <w:rPr>
+          <w:color w:val="auto"/>
+          <w:sz w:val="26"/>
+          <w:szCs w:val="26"/>
+          <w:lang w:val="sv-SE"/>
+        </w:rPr>
+        <w:t xml:space="preserve">tt </w:t>
+      </w:r>
+      <w:r>
+        <w:rPr>
+          <w:color w:val="auto"/>
+          <w:sz w:val="26"/>
+          <w:szCs w:val="26"/>
+        </w:rPr>
+        <w:t>………………………………….………………………………………… (ügy típusának megjelölése) ügyben helyettem és nevemben teljes jogkörben eljárjon.</w:t>
+      </w:r>
+      <w:proofErr w:type="gramEnd"/>
+      <w:r>
+        <w:rPr>
+          <w:color w:val="auto"/>
+          <w:sz w:val="26"/>
+          <w:szCs w:val="26"/>
+        </w:rPr>
+        <w:t xml:space="preserve"> </w:t>
       </w:r>
     </w:p>
     <w:p>
@@ -172,10 +321,22 @@
         </w:rPr>
       </w:pPr>
       <w:r>
+        <w:rPr>
+          <w:color w:val="auto"/>
+          <w:sz w:val="26"/>
+          <w:szCs w:val="26"/>
+        </w:rPr>
         <w:tab/>
-        <w:t xml:space="preserve"> Kovács János </w:t>
+        <w:t>……………………………….……………..</w:t>
+      </w:r>
+      <w:r>
+        <w:rPr>
+          <w:color w:val="auto"/>
+          <w:sz w:val="26"/>
+          <w:szCs w:val="26"/>
+        </w:rPr>
         <w:tab/>
-        <w:t xml:space="preserve"> Nagy Erzsébet </w:t>
+        <w:t>………………………………………………….</w:t>
       </w:r>
     </w:p>
     <w:p>
@@ -358,7 +519,30 @@
         </w:rPr>
       </w:pPr>
       <w:r>
-        <w:t xml:space="preserve">Név:  Kiss Béla </w:t>
+        <w:rPr>
+          <w:color w:val="auto"/>
+          <w:sz w:val="26"/>
+          <w:szCs w:val="26"/>
+        </w:rPr>
+        <w:t>Név</w:t>
+      </w:r>
+      <w:proofErr w:type="gramStart"/>
+      <w:r>
+        <w:rPr>
+          <w:color w:val="auto"/>
+          <w:sz w:val="26"/>
+          <w:szCs w:val="26"/>
+        </w:rPr>
+        <w:t>: …</w:t>
+      </w:r>
+      <w:proofErr w:type="gramEnd"/>
+      <w:r>
+        <w:rPr>
+          <w:color w:val="auto"/>
+          <w:sz w:val="26"/>
+          <w:szCs w:val="26"/>
+        </w:rPr>
+        <w:t>………………………………………………</w:t>
       </w:r>
     </w:p>
     <w:p>
@@ -417,7 +601,30 @@
         </w:rPr>
       </w:pPr>
       <w:r>
-        <w:t xml:space="preserve">Lakcím:  1022 Budapest, Rózsa u. 10. </w:t>
+        <w:rPr>
+          <w:color w:val="auto"/>
+          <w:sz w:val="26"/>
+          <w:szCs w:val="26"/>
+        </w:rPr>
+        <w:t>Lakcím</w:t>
+      </w:r>
+      <w:proofErr w:type="gramStart"/>
+      <w:r>
+        <w:rPr>
+          <w:color w:val="auto"/>
+          <w:sz w:val="26"/>
+          <w:szCs w:val="26"/>
+        </w:rPr>
+        <w:t>: …</w:t>
+      </w:r>
+      <w:proofErr w:type="gramEnd"/>
+      <w:r>
+        <w:rPr>
+          <w:color w:val="auto"/>
+          <w:sz w:val="26"/>
+          <w:szCs w:val="26"/>
+        </w:rPr>
+        <w:t>………………………………………….</w:t>
       </w:r>
     </w:p>
     <w:p>
@@ -435,7 +642,30 @@
         </w:rPr>
       </w:pPr>
       <w:r>
-        <w:t xml:space="preserve">Szem. ig. szám.:  112233EF </w:t>
+        <w:rPr>
+          <w:color w:val="auto"/>
+          <w:sz w:val="26"/>
+          <w:szCs w:val="26"/>
+        </w:rPr>
+        <w:t>Szem. ig. szám</w:t>
+      </w:r>
+      <w:proofErr w:type="gramStart"/>
+      <w:r>
+        <w:rPr>
+          <w:color w:val="auto"/>
+          <w:sz w:val="26"/>
+          <w:szCs w:val="26"/>
+        </w:rPr>
+        <w:t>.:</w:t>
+      </w:r>
+      <w:proofErr w:type="gramEnd"/>
+      <w:r>
+        <w:rPr>
+          <w:color w:val="auto"/>
+          <w:sz w:val="26"/>
+          <w:szCs w:val="26"/>
+        </w:rPr>
+        <w:t xml:space="preserve"> ………………………………..</w:t>
       </w:r>
     </w:p>
     <w:p>
@@ -510,7 +740,30 @@
         </w:rPr>
       </w:pPr>
       <w:r>
-        <w:t xml:space="preserve">Név:  Molnár Anna </w:t>
+        <w:rPr>
+          <w:color w:val="auto"/>
+          <w:sz w:val="26"/>
+          <w:szCs w:val="26"/>
+        </w:rPr>
+        <w:t>Név</w:t>
+      </w:r>
+      <w:proofErr w:type="gramStart"/>
+      <w:r>
+        <w:rPr>
+          <w:color w:val="auto"/>
+          <w:sz w:val="26"/>
+          <w:szCs w:val="26"/>
+        </w:rPr>
+        <w:t>: …</w:t>
+      </w:r>
+      <w:proofErr w:type="gramEnd"/>
+      <w:r>
+        <w:rPr>
+          <w:color w:val="auto"/>
+          <w:sz w:val="26"/>
+          <w:szCs w:val="26"/>
+        </w:rPr>
+        <w:t>………………………………………………</w:t>
       </w:r>
     </w:p>
     <w:p>
@@ -569,7 +822,38 @@
         </w:rPr>
       </w:pPr>
       <w:r>
-        <w:t xml:space="preserve">Lakcím:  1055 Budapest, Kossuth tér 1. </w:t>
+        <w:rPr>
+          <w:color w:val="auto"/>
+          <w:sz w:val="26"/>
+          <w:szCs w:val="26"/>
+        </w:rPr>
+        <w:t>Lakcím</w:t>
+      </w:r>
+      <w:proofErr w:type="gramStart"/>
+      <w:r>
+        <w:rPr>
+          <w:color w:val="auto"/>
+          <w:sz w:val="26"/>
+          <w:szCs w:val="26"/>
+        </w:rPr>
+        <w:t>: …</w:t>
+      </w:r>
+      <w:proofErr w:type="gramEnd"/>
+      <w:r>
+        <w:rPr>
+          <w:color w:val="auto"/>
+          <w:sz w:val="26"/>
+          <w:szCs w:val="26"/>
+        </w:rPr>
+        <w:t>…………………………………………</w:t>
+      </w:r>
+      <w:r>
+        <w:rPr>
+          <w:color w:val="auto"/>
+          <w:sz w:val="26"/>
+          <w:szCs w:val="26"/>
+        </w:rPr>
+        <w:t>.</w:t>
       </w:r>
     </w:p>
     <w:p>
@@ -585,7 +869,38 @@
         </w:rPr>
       </w:pPr>
       <w:r>
-        <w:t xml:space="preserve">Szem. ig. szám.:  445566GH </w:t>
+        <w:rPr>
+          <w:color w:val="auto"/>
+          <w:sz w:val="26"/>
+          <w:szCs w:val="26"/>
+        </w:rPr>
+        <w:t>Szem. ig. szám</w:t>
+      </w:r>
+      <w:proofErr w:type="gramStart"/>
+      <w:r>
+        <w:rPr>
+          <w:color w:val="auto"/>
+          <w:sz w:val="26"/>
+          <w:szCs w:val="26"/>
+        </w:rPr>
+        <w:t>.:</w:t>
+      </w:r>
+      <w:proofErr w:type="gramEnd"/>
+      <w:r>
+        <w:rPr>
+          <w:color w:val="auto"/>
+          <w:sz w:val="26"/>
+          <w:szCs w:val="26"/>
+        </w:rPr>
+        <w:t xml:space="preserve"> ……………………………….</w:t>
+      </w:r>
+      <w:r>
+        <w:rPr>
+          <w:color w:val="auto"/>
+          <w:sz w:val="26"/>
+          <w:szCs w:val="26"/>
+        </w:rPr>
+        <w:t>.</w:t>
       </w:r>
     </w:p>
     <w:sectPr>
